--- a/docs/competition_ai_x/word/05_提交清单与匿名化检查.docx
+++ b/docs/competition_ai_x/word/05_提交清单与匿名化检查.docx
@@ -7,25 +7,19 @@
         <w:pStyle w:val="Heading1"/>
       </w:pPr>
       <w:r>
-        <w:rPr>
-          <w:rFonts w:ascii="Microsoft YaHei" w:hAnsi="Microsoft YaHei" w:eastAsia="Microsoft YaHei"/>
-          <w:sz w:val="32"/>
-        </w:rPr>
         <w:t>提交清单与匿名化检查</w:t>
       </w:r>
     </w:p>
+    <w:p/>
     <w:p>
       <w:pPr>
         <w:pStyle w:val="Heading2"/>
       </w:pPr>
       <w:r>
-        <w:rPr>
-          <w:rFonts w:ascii="Microsoft YaHei" w:hAnsi="Microsoft YaHei" w:eastAsia="Microsoft YaHei"/>
-          <w:sz w:val="28"/>
-        </w:rPr>
         <w:t>1. 官网提交材料</w:t>
       </w:r>
     </w:p>
+    <w:p/>
     <w:tbl>
       <w:tblPr>
         <w:tblStyle w:val="TableGrid"/>
@@ -33,27 +27,25 @@
         <w:tblLook w:firstColumn="1" w:firstRow="1" w:lastColumn="0" w:lastRow="0" w:noHBand="0" w:noVBand="1" w:val="04A0"/>
       </w:tblPr>
       <w:tblGrid>
-        <w:gridCol w:w="2436"/>
-        <w:gridCol w:w="2436"/>
-        <w:gridCol w:w="2436"/>
-        <w:gridCol w:w="2436"/>
+        <w:gridCol w:w="2017"/>
+        <w:gridCol w:w="2017"/>
+        <w:gridCol w:w="2017"/>
+        <w:gridCol w:w="2017"/>
+        <w:gridCol w:w="2017"/>
       </w:tblGrid>
       <w:tr>
         <w:tc>
           <w:tcPr>
-            <w:tcW w:type="dxa" w:w="2436"/>
+            <w:tcW w:type="dxa" w:w="2017"/>
+            <w:shd w:fill="EADFFF"/>
           </w:tcPr>
           <w:p>
-            <w:r>
-              <w:rPr>
-                <w:b/>
-              </w:rPr>
-            </w:r>
+            <w:r/>
             <w:r>
               <w:rPr>
                 <w:rFonts w:ascii="Microsoft YaHei" w:hAnsi="Microsoft YaHei" w:eastAsia="Microsoft YaHei"/>
                 <w:b/>
-                <w:sz w:val="21"/>
+                <w:sz w:val="20"/>
               </w:rPr>
               <w:t>材料</w:t>
             </w:r>
@@ -61,19 +53,16 @@
         </w:tc>
         <w:tc>
           <w:tcPr>
-            <w:tcW w:type="dxa" w:w="2436"/>
+            <w:tcW w:type="dxa" w:w="2017"/>
+            <w:shd w:fill="EADFFF"/>
           </w:tcPr>
           <w:p>
-            <w:r>
-              <w:rPr>
-                <w:b/>
-              </w:rPr>
-            </w:r>
+            <w:r/>
             <w:r>
               <w:rPr>
                 <w:rFonts w:ascii="Microsoft YaHei" w:hAnsi="Microsoft YaHei" w:eastAsia="Microsoft YaHei"/>
                 <w:b/>
-                <w:sz w:val="21"/>
+                <w:sz w:val="20"/>
               </w:rPr>
               <w:t>格式</w:t>
             </w:r>
@@ -81,19 +70,16 @@
         </w:tc>
         <w:tc>
           <w:tcPr>
-            <w:tcW w:type="dxa" w:w="2436"/>
+            <w:tcW w:type="dxa" w:w="2017"/>
+            <w:shd w:fill="EADFFF"/>
           </w:tcPr>
           <w:p>
-            <w:r>
-              <w:rPr>
-                <w:b/>
-              </w:rPr>
-            </w:r>
+            <w:r/>
             <w:r>
               <w:rPr>
                 <w:rFonts w:ascii="Microsoft YaHei" w:hAnsi="Microsoft YaHei" w:eastAsia="Microsoft YaHei"/>
                 <w:b/>
-                <w:sz w:val="21"/>
+                <w:sz w:val="20"/>
               </w:rPr>
               <w:t>大小/时长</w:t>
             </w:r>
@@ -101,21 +87,35 @@
         </w:tc>
         <w:tc>
           <w:tcPr>
-            <w:tcW w:type="dxa" w:w="2436"/>
+            <w:tcW w:type="dxa" w:w="2017"/>
+            <w:shd w:fill="EADFFF"/>
           </w:tcPr>
           <w:p>
-            <w:r>
-              <w:rPr>
-                <w:b/>
-              </w:rPr>
-            </w:r>
+            <w:r/>
             <w:r>
               <w:rPr>
                 <w:rFonts w:ascii="Microsoft YaHei" w:hAnsi="Microsoft YaHei" w:eastAsia="Microsoft YaHei"/>
                 <w:b/>
-                <w:sz w:val="21"/>
+                <w:sz w:val="20"/>
               </w:rPr>
               <w:t>当前源文件</w:t>
+            </w:r>
+          </w:p>
+        </w:tc>
+        <w:tc>
+          <w:tcPr>
+            <w:tcW w:type="dxa" w:w="2017"/>
+            <w:shd w:fill="EADFFF"/>
+          </w:tcPr>
+          <w:p>
+            <w:r/>
+            <w:r>
+              <w:rPr>
+                <w:rFonts w:ascii="Microsoft YaHei" w:hAnsi="Microsoft YaHei" w:eastAsia="Microsoft YaHei"/>
+                <w:b/>
+                <w:sz w:val="20"/>
+              </w:rPr>
+              <w:t>当前 Word</w:t>
             </w:r>
           </w:p>
         </w:tc>
@@ -123,14 +123,15 @@
       <w:tr>
         <w:tc>
           <w:tcPr>
-            <w:tcW w:type="dxa" w:w="2436"/>
+            <w:tcW w:type="dxa" w:w="2017"/>
           </w:tcPr>
           <w:p>
             <w:r/>
             <w:r>
               <w:rPr>
                 <w:rFonts w:ascii="Microsoft YaHei" w:hAnsi="Microsoft YaHei" w:eastAsia="Microsoft YaHei"/>
-                <w:sz w:val="21"/>
+                <w:b w:val="0"/>
+                <w:sz w:val="19"/>
               </w:rPr>
               <w:t>参赛作品简介</w:t>
             </w:r>
@@ -138,14 +139,15 @@
         </w:tc>
         <w:tc>
           <w:tcPr>
-            <w:tcW w:type="dxa" w:w="2436"/>
+            <w:tcW w:type="dxa" w:w="2017"/>
           </w:tcPr>
           <w:p>
             <w:r/>
             <w:r>
               <w:rPr>
                 <w:rFonts w:ascii="Microsoft YaHei" w:hAnsi="Microsoft YaHei" w:eastAsia="Microsoft YaHei"/>
-                <w:sz w:val="21"/>
+                <w:b w:val="0"/>
+                <w:sz w:val="19"/>
               </w:rPr>
               <w:t>PDF</w:t>
             </w:r>
@@ -153,14 +155,15 @@
         </w:tc>
         <w:tc>
           <w:tcPr>
-            <w:tcW w:type="dxa" w:w="2436"/>
+            <w:tcW w:type="dxa" w:w="2017"/>
           </w:tcPr>
           <w:p>
             <w:r/>
             <w:r>
               <w:rPr>
                 <w:rFonts w:ascii="Microsoft YaHei" w:hAnsi="Microsoft YaHei" w:eastAsia="Microsoft YaHei"/>
-                <w:sz w:val="21"/>
+                <w:b w:val="0"/>
+                <w:sz w:val="19"/>
               </w:rPr>
               <w:t>300 字以内</w:t>
             </w:r>
@@ -168,16 +171,33 @@
         </w:tc>
         <w:tc>
           <w:tcPr>
-            <w:tcW w:type="dxa" w:w="2436"/>
+            <w:tcW w:type="dxa" w:w="2017"/>
           </w:tcPr>
           <w:p>
             <w:r/>
             <w:r>
               <w:rPr>
                 <w:rFonts w:ascii="Microsoft YaHei" w:hAnsi="Microsoft YaHei" w:eastAsia="Microsoft YaHei"/>
-                <w:sz w:val="21"/>
+                <w:b w:val="0"/>
+                <w:sz w:val="19"/>
               </w:rPr>
-              <w:t>01_参赛作品简介_300字.md</w:t>
+              <w:t>`01_参赛作品简介_300字.md`</w:t>
+            </w:r>
+          </w:p>
+        </w:tc>
+        <w:tc>
+          <w:tcPr>
+            <w:tcW w:type="dxa" w:w="2017"/>
+          </w:tcPr>
+          <w:p>
+            <w:r/>
+            <w:r>
+              <w:rPr>
+                <w:rFonts w:ascii="Microsoft YaHei" w:hAnsi="Microsoft YaHei" w:eastAsia="Microsoft YaHei"/>
+                <w:b w:val="0"/>
+                <w:sz w:val="19"/>
+              </w:rPr>
+              <w:t>`word/01_参赛作品简介_300字.docx`</w:t>
             </w:r>
           </w:p>
         </w:tc>
@@ -185,14 +205,16 @@
       <w:tr>
         <w:tc>
           <w:tcPr>
-            <w:tcW w:type="dxa" w:w="2436"/>
+            <w:tcW w:type="dxa" w:w="2017"/>
+            <w:shd w:fill="F8FFF2"/>
           </w:tcPr>
           <w:p>
             <w:r/>
             <w:r>
               <w:rPr>
                 <w:rFonts w:ascii="Microsoft YaHei" w:hAnsi="Microsoft YaHei" w:eastAsia="Microsoft YaHei"/>
-                <w:sz w:val="21"/>
+                <w:b w:val="0"/>
+                <w:sz w:val="19"/>
               </w:rPr>
               <w:t>项目文档</w:t>
             </w:r>
@@ -200,14 +222,16 @@
         </w:tc>
         <w:tc>
           <w:tcPr>
-            <w:tcW w:type="dxa" w:w="2436"/>
+            <w:tcW w:type="dxa" w:w="2017"/>
+            <w:shd w:fill="F8FFF2"/>
           </w:tcPr>
           <w:p>
             <w:r/>
             <w:r>
               <w:rPr>
                 <w:rFonts w:ascii="Microsoft YaHei" w:hAnsi="Microsoft YaHei" w:eastAsia="Microsoft YaHei"/>
-                <w:sz w:val="21"/>
+                <w:b w:val="0"/>
+                <w:sz w:val="19"/>
               </w:rPr>
               <w:t>PDF</w:t>
             </w:r>
@@ -215,14 +239,16 @@
         </w:tc>
         <w:tc>
           <w:tcPr>
-            <w:tcW w:type="dxa" w:w="2436"/>
+            <w:tcW w:type="dxa" w:w="2017"/>
+            <w:shd w:fill="F8FFF2"/>
           </w:tcPr>
           <w:p>
             <w:r/>
             <w:r>
               <w:rPr>
                 <w:rFonts w:ascii="Microsoft YaHei" w:hAnsi="Microsoft YaHei" w:eastAsia="Microsoft YaHei"/>
-                <w:sz w:val="21"/>
+                <w:b w:val="0"/>
+                <w:sz w:val="19"/>
               </w:rPr>
               <w:t>按模板</w:t>
             </w:r>
@@ -230,16 +256,35 @@
         </w:tc>
         <w:tc>
           <w:tcPr>
-            <w:tcW w:type="dxa" w:w="2436"/>
+            <w:tcW w:type="dxa" w:w="2017"/>
+            <w:shd w:fill="F8FFF2"/>
           </w:tcPr>
           <w:p>
             <w:r/>
             <w:r>
               <w:rPr>
                 <w:rFonts w:ascii="Microsoft YaHei" w:hAnsi="Microsoft YaHei" w:eastAsia="Microsoft YaHei"/>
-                <w:sz w:val="21"/>
+                <w:b w:val="0"/>
+                <w:sz w:val="19"/>
               </w:rPr>
-              <w:t>02_项目文档_赛题三_AI+X.md</w:t>
+              <w:t>`02_项目文档_赛题三_AI+X.md`</w:t>
+            </w:r>
+          </w:p>
+        </w:tc>
+        <w:tc>
+          <w:tcPr>
+            <w:tcW w:type="dxa" w:w="2017"/>
+            <w:shd w:fill="F8FFF2"/>
+          </w:tcPr>
+          <w:p>
+            <w:r/>
+            <w:r>
+              <w:rPr>
+                <w:rFonts w:ascii="Microsoft YaHei" w:hAnsi="Microsoft YaHei" w:eastAsia="Microsoft YaHei"/>
+                <w:b w:val="0"/>
+                <w:sz w:val="19"/>
+              </w:rPr>
+              <w:t>`word/02_项目文档_赛题三_AI+X.docx`</w:t>
             </w:r>
           </w:p>
         </w:tc>
@@ -247,14 +292,15 @@
       <w:tr>
         <w:tc>
           <w:tcPr>
-            <w:tcW w:type="dxa" w:w="2436"/>
+            <w:tcW w:type="dxa" w:w="2017"/>
           </w:tcPr>
           <w:p>
             <w:r/>
             <w:r>
               <w:rPr>
                 <w:rFonts w:ascii="Microsoft YaHei" w:hAnsi="Microsoft YaHei" w:eastAsia="Microsoft YaHei"/>
-                <w:sz w:val="21"/>
+                <w:b w:val="0"/>
+                <w:sz w:val="19"/>
               </w:rPr>
               <w:t>项目视频</w:t>
             </w:r>
@@ -262,14 +308,15 @@
         </w:tc>
         <w:tc>
           <w:tcPr>
-            <w:tcW w:type="dxa" w:w="2436"/>
+            <w:tcW w:type="dxa" w:w="2017"/>
           </w:tcPr>
           <w:p>
             <w:r/>
             <w:r>
               <w:rPr>
                 <w:rFonts w:ascii="Microsoft YaHei" w:hAnsi="Microsoft YaHei" w:eastAsia="Microsoft YaHei"/>
-                <w:sz w:val="21"/>
+                <w:b w:val="0"/>
+                <w:sz w:val="19"/>
               </w:rPr>
               <w:t>MP4</w:t>
             </w:r>
@@ -277,31 +324,49 @@
         </w:tc>
         <w:tc>
           <w:tcPr>
-            <w:tcW w:type="dxa" w:w="2436"/>
+            <w:tcW w:type="dxa" w:w="2017"/>
           </w:tcPr>
           <w:p>
             <w:r/>
             <w:r>
               <w:rPr>
                 <w:rFonts w:ascii="Microsoft YaHei" w:hAnsi="Microsoft YaHei" w:eastAsia="Microsoft YaHei"/>
-                <w:sz w:val="21"/>
+                <w:b w:val="0"/>
+                <w:sz w:val="19"/>
               </w:rPr>
-              <w:t>= 5 分钟，= 200M</w:t>
+              <w:t>&lt;= 5 分钟，&lt;= 200M</w:t>
             </w:r>
           </w:p>
         </w:tc>
         <w:tc>
           <w:tcPr>
-            <w:tcW w:type="dxa" w:w="2436"/>
+            <w:tcW w:type="dxa" w:w="2017"/>
           </w:tcPr>
           <w:p>
             <w:r/>
             <w:r>
               <w:rPr>
                 <w:rFonts w:ascii="Microsoft YaHei" w:hAnsi="Microsoft YaHei" w:eastAsia="Microsoft YaHei"/>
-                <w:sz w:val="21"/>
+                <w:b w:val="0"/>
+                <w:sz w:val="19"/>
               </w:rPr>
-              <w:t>03_项目视频脚本_5分钟.md</w:t>
+              <w:t>`03_项目视频脚本_5分钟.md`</w:t>
+            </w:r>
+          </w:p>
+        </w:tc>
+        <w:tc>
+          <w:tcPr>
+            <w:tcW w:type="dxa" w:w="2017"/>
+          </w:tcPr>
+          <w:p>
+            <w:r/>
+            <w:r>
+              <w:rPr>
+                <w:rFonts w:ascii="Microsoft YaHei" w:hAnsi="Microsoft YaHei" w:eastAsia="Microsoft YaHei"/>
+                <w:b w:val="0"/>
+                <w:sz w:val="19"/>
+              </w:rPr>
+              <w:t>`word/03_项目视频脚本_5分钟.docx`</w:t>
             </w:r>
           </w:p>
         </w:tc>
@@ -309,14 +374,16 @@
       <w:tr>
         <w:tc>
           <w:tcPr>
-            <w:tcW w:type="dxa" w:w="2436"/>
+            <w:tcW w:type="dxa" w:w="2017"/>
+            <w:shd w:fill="F8FFF2"/>
           </w:tcPr>
           <w:p>
             <w:r/>
             <w:r>
               <w:rPr>
                 <w:rFonts w:ascii="Microsoft YaHei" w:hAnsi="Microsoft YaHei" w:eastAsia="Microsoft YaHei"/>
-                <w:sz w:val="21"/>
+                <w:b w:val="0"/>
+                <w:sz w:val="19"/>
               </w:rPr>
               <w:t>其他辅助材料</w:t>
             </w:r>
@@ -324,14 +391,16 @@
         </w:tc>
         <w:tc>
           <w:tcPr>
-            <w:tcW w:type="dxa" w:w="2436"/>
+            <w:tcW w:type="dxa" w:w="2017"/>
+            <w:shd w:fill="F8FFF2"/>
           </w:tcPr>
           <w:p>
             <w:r/>
             <w:r>
               <w:rPr>
                 <w:rFonts w:ascii="Microsoft YaHei" w:hAnsi="Microsoft YaHei" w:eastAsia="Microsoft YaHei"/>
-                <w:sz w:val="21"/>
+                <w:b w:val="0"/>
+                <w:sz w:val="19"/>
               </w:rPr>
               <w:t>ZIP</w:t>
             </w:r>
@@ -339,357 +408,375 @@
         </w:tc>
         <w:tc>
           <w:tcPr>
-            <w:tcW w:type="dxa" w:w="2436"/>
+            <w:tcW w:type="dxa" w:w="2017"/>
+            <w:shd w:fill="F8FFF2"/>
           </w:tcPr>
           <w:p>
             <w:r/>
             <w:r>
               <w:rPr>
                 <w:rFonts w:ascii="Microsoft YaHei" w:hAnsi="Microsoft YaHei" w:eastAsia="Microsoft YaHei"/>
-                <w:sz w:val="21"/>
+                <w:b w:val="0"/>
+                <w:sz w:val="19"/>
               </w:rPr>
-              <w:t>= 200M</w:t>
+              <w:t>&lt;= 200M</w:t>
             </w:r>
           </w:p>
         </w:tc>
         <w:tc>
           <w:tcPr>
-            <w:tcW w:type="dxa" w:w="2436"/>
+            <w:tcW w:type="dxa" w:w="2017"/>
+            <w:shd w:fill="F8FFF2"/>
           </w:tcPr>
           <w:p>
             <w:r/>
             <w:r>
               <w:rPr>
                 <w:rFonts w:ascii="Microsoft YaHei" w:hAnsi="Microsoft YaHei" w:eastAsia="Microsoft YaHei"/>
-                <w:sz w:val="21"/>
+                <w:b w:val="0"/>
+                <w:sz w:val="19"/>
               </w:rPr>
-              <w:t>代码、APK、测试日志、指标表、架构图</w:t>
+              <w:t>代码、APK、测试日志、指标表、图表</w:t>
+            </w:r>
+          </w:p>
+        </w:tc>
+        <w:tc>
+          <w:tcPr>
+            <w:tcW w:type="dxa" w:w="2017"/>
+            <w:shd w:fill="F8FFF2"/>
+          </w:tcPr>
+          <w:p>
+            <w:r/>
+            <w:r>
+              <w:rPr>
+                <w:rFonts w:ascii="Microsoft YaHei" w:hAnsi="Microsoft YaHei" w:eastAsia="Microsoft YaHei"/>
+                <w:b w:val="0"/>
+                <w:sz w:val="19"/>
+              </w:rPr>
+              <w:t>`word/04_技术可行性与指标评测.docx`</w:t>
             </w:r>
           </w:p>
         </w:tc>
       </w:tr>
     </w:tbl>
     <w:p/>
+    <w:p/>
     <w:p>
       <w:pPr>
         <w:pStyle w:val="Heading2"/>
       </w:pPr>
       <w:r>
+        <w:t>2. 文件命名模板</w:t>
+      </w:r>
+    </w:p>
+    <w:p/>
+    <w:p>
+      <w:pPr>
+        <w:spacing w:after="20"/>
+        <w:ind w:left="283"/>
+        <w:shd w:fill="F3F4F6"/>
+      </w:pPr>
+      <w:r>
         <w:rPr>
-          <w:rFonts w:ascii="Microsoft YaHei" w:hAnsi="Microsoft YaHei" w:eastAsia="Microsoft YaHei"/>
-          <w:sz w:val="28"/>
+          <w:rFonts w:ascii="Consolas" w:hAnsi="Consolas"/>
+          <w:sz w:val="18"/>
         </w:rPr>
-        <w:t>2. 文件命名</w:t>
+        <w:t>&lt;团队名称&gt;_共感LinkAble_参赛作品简介.pdf</w:t>
       </w:r>
     </w:p>
     <w:p>
       <w:pPr>
-        <w:spacing w:before="80" w:after="160"/>
+        <w:spacing w:after="20"/>
+        <w:ind w:left="283"/>
+        <w:shd w:fill="F3F4F6"/>
       </w:pPr>
       <w:r>
         <w:rPr>
-          <w:rFonts w:ascii="Consolas" w:hAnsi="Consolas" w:eastAsia="Consolas"/>
-          <w:sz w:val="19"/>
-        </w:rPr>
-        <w:t>&lt;团队名称&gt;_共感LinkAble_参赛作品简介.pdf</w:t>
-      </w:r>
-      <w:r>
-        <w:br/>
-      </w:r>
-      <w:r>
-        <w:rPr>
-          <w:rFonts w:ascii="Consolas" w:hAnsi="Consolas" w:eastAsia="Consolas"/>
-          <w:sz w:val="19"/>
+          <w:rFonts w:ascii="Consolas" w:hAnsi="Consolas"/>
+          <w:sz w:val="18"/>
         </w:rPr>
         <w:t>&lt;团队名称&gt;_共感LinkAble_项目文档.pdf</w:t>
       </w:r>
-      <w:r>
-        <w:br/>
-      </w:r>
+    </w:p>
+    <w:p>
+      <w:pPr>
+        <w:spacing w:after="20"/>
+        <w:ind w:left="283"/>
+        <w:shd w:fill="F3F4F6"/>
+      </w:pPr>
       <w:r>
         <w:rPr>
-          <w:rFonts w:ascii="Consolas" w:hAnsi="Consolas" w:eastAsia="Consolas"/>
-          <w:sz w:val="19"/>
+          <w:rFonts w:ascii="Consolas" w:hAnsi="Consolas"/>
+          <w:sz w:val="18"/>
         </w:rPr>
         <w:t>&lt;团队名称&gt;_共感LinkAble_项目视频.mp4</w:t>
       </w:r>
-      <w:r>
-        <w:br/>
-      </w:r>
+    </w:p>
+    <w:p>
+      <w:pPr>
+        <w:spacing w:after="20"/>
+        <w:ind w:left="283"/>
+        <w:shd w:fill="F3F4F6"/>
+      </w:pPr>
       <w:r>
         <w:rPr>
-          <w:rFonts w:ascii="Consolas" w:hAnsi="Consolas" w:eastAsia="Consolas"/>
-          <w:sz w:val="19"/>
+          <w:rFonts w:ascii="Consolas" w:hAnsi="Consolas"/>
+          <w:sz w:val="18"/>
         </w:rPr>
         <w:t>&lt;团队名称&gt;_共感LinkAble_其他.zip</w:t>
       </w:r>
     </w:p>
+    <w:p/>
     <w:p>
-      <w:pPr>
-        <w:spacing w:line="300" w:lineRule="auto" w:after="120"/>
-      </w:pPr>
       <w:r>
         <w:rPr>
           <w:rFonts w:ascii="Microsoft YaHei" w:hAnsi="Microsoft YaHei" w:eastAsia="Microsoft YaHei"/>
-          <w:sz w:val="22"/>
+          <w:sz w:val="21"/>
         </w:rPr>
-        <w:t>注意：团队名称应使用报名系统中的团队名称，不要包含学校、学院、导师姓名。</w:t>
+        <w:t>团队名称必须使用报名系统中的团队名称，不要包含学校、学院、导师姓名或其他影响公平的信息。</w:t>
       </w:r>
     </w:p>
+    <w:p/>
     <w:p>
       <w:pPr>
         <w:pStyle w:val="Heading2"/>
       </w:pPr>
       <w:r>
-        <w:rPr>
-          <w:rFonts w:ascii="Microsoft YaHei" w:hAnsi="Microsoft YaHei" w:eastAsia="Microsoft YaHei"/>
-          <w:sz w:val="28"/>
-        </w:rPr>
         <w:t>3. 匿名化检查</w:t>
       </w:r>
     </w:p>
+    <w:p/>
+    <w:p>
+      <w:r>
+        <w:rPr>
+          <w:rFonts w:ascii="Microsoft YaHei" w:hAnsi="Microsoft YaHei" w:eastAsia="Microsoft YaHei"/>
+          <w:sz w:val="21"/>
+        </w:rPr>
+        <w:t>提交前全文搜索并删除或遮挡：</w:t>
+      </w:r>
+    </w:p>
+    <w:p/>
     <w:p>
       <w:pPr>
-        <w:spacing w:line="300" w:lineRule="auto" w:after="120"/>
+        <w:pStyle w:val="ListBullet"/>
       </w:pPr>
       <w:r>
         <w:rPr>
           <w:rFonts w:ascii="Microsoft YaHei" w:hAnsi="Microsoft YaHei" w:eastAsia="Microsoft YaHei"/>
-          <w:sz w:val="22"/>
+          <w:sz w:val="21"/>
         </w:rPr>
-        <w:t>提交前全文搜索并删除或遮挡：</w:t>
+        <w:t>学校名称、学院名称、导师姓名、指导教师信息。</w:t>
       </w:r>
     </w:p>
     <w:p>
       <w:pPr>
         <w:pStyle w:val="ListBullet"/>
-        <w:spacing w:line="300" w:lineRule="auto" w:after="120"/>
       </w:pPr>
       <w:r>
         <w:rPr>
           <w:rFonts w:ascii="Microsoft YaHei" w:hAnsi="Microsoft YaHei" w:eastAsia="Microsoft YaHei"/>
-          <w:sz w:val="22"/>
+          <w:sz w:val="21"/>
         </w:rPr>
-        <w:t>学校名称</w:t>
+        <w:t>校徽、学院标识、校园地标、教师办公室等可识别画面。</w:t>
       </w:r>
     </w:p>
     <w:p>
       <w:pPr>
         <w:pStyle w:val="ListBullet"/>
-        <w:spacing w:line="300" w:lineRule="auto" w:after="120"/>
       </w:pPr>
       <w:r>
         <w:rPr>
           <w:rFonts w:ascii="Microsoft YaHei" w:hAnsi="Microsoft YaHei" w:eastAsia="Microsoft YaHei"/>
-          <w:sz w:val="22"/>
+          <w:sz w:val="21"/>
         </w:rPr>
-        <w:t>学院名称</w:t>
+        <w:t>真实手机号、邮箱、身份证号、家庭地址、精确定位。</w:t>
       </w:r>
     </w:p>
     <w:p>
       <w:pPr>
         <w:pStyle w:val="ListBullet"/>
-        <w:spacing w:line="300" w:lineRule="auto" w:after="120"/>
       </w:pPr>
       <w:r>
         <w:rPr>
           <w:rFonts w:ascii="Microsoft YaHei" w:hAnsi="Microsoft YaHei" w:eastAsia="Microsoft YaHei"/>
-          <w:sz w:val="22"/>
+          <w:sz w:val="21"/>
         </w:rPr>
-        <w:t>导师姓名</w:t>
+        <w:t>本机用户名、本机绝对路径、代码截图中的个人信息。</w:t>
       </w:r>
     </w:p>
     <w:p>
       <w:pPr>
         <w:pStyle w:val="ListBullet"/>
-        <w:spacing w:line="300" w:lineRule="auto" w:after="120"/>
       </w:pPr>
       <w:r>
         <w:rPr>
           <w:rFonts w:ascii="Microsoft YaHei" w:hAnsi="Microsoft YaHei" w:eastAsia="Microsoft YaHei"/>
-          <w:sz w:val="22"/>
+          <w:sz w:val="21"/>
         </w:rPr>
-        <w:t>指导教师信息</w:t>
+        <w:t>视频通知栏中的账号、聊天消息、运营商短信。</w:t>
+      </w:r>
+    </w:p>
+    <w:p/>
+    <w:p>
+      <w:r>
+        <w:rPr>
+          <w:rFonts w:ascii="Microsoft YaHei" w:hAnsi="Microsoft YaHei" w:eastAsia="Microsoft YaHei"/>
+          <w:sz w:val="21"/>
+        </w:rPr>
+        <w:t>建议搜索关键词：</w:t>
+      </w:r>
+    </w:p>
+    <w:p/>
+    <w:p>
+      <w:pPr>
+        <w:spacing w:after="20"/>
+        <w:ind w:left="283"/>
+        <w:shd w:fill="F3F4F6"/>
+      </w:pPr>
+      <w:r>
+        <w:rPr>
+          <w:rFonts w:ascii="Consolas" w:hAnsi="Consolas"/>
+          <w:sz w:val="18"/>
+        </w:rPr>
+        <w:t>大学</w:t>
       </w:r>
     </w:p>
     <w:p>
       <w:pPr>
-        <w:pStyle w:val="ListBullet"/>
-        <w:spacing w:line="300" w:lineRule="auto" w:after="120"/>
+        <w:spacing w:after="20"/>
+        <w:ind w:left="283"/>
+        <w:shd w:fill="F3F4F6"/>
       </w:pPr>
       <w:r>
         <w:rPr>
-          <w:rFonts w:ascii="Microsoft YaHei" w:hAnsi="Microsoft YaHei" w:eastAsia="Microsoft YaHei"/>
-          <w:sz w:val="22"/>
+          <w:rFonts w:ascii="Consolas" w:hAnsi="Consolas"/>
+          <w:sz w:val="18"/>
         </w:rPr>
-        <w:t>队员姓名以外的身份线索</w:t>
+        <w:t>学院</w:t>
       </w:r>
     </w:p>
     <w:p>
       <w:pPr>
-        <w:pStyle w:val="ListBullet"/>
-        <w:spacing w:line="300" w:lineRule="auto" w:after="120"/>
+        <w:spacing w:after="20"/>
+        <w:ind w:left="283"/>
+        <w:shd w:fill="F3F4F6"/>
       </w:pPr>
       <w:r>
         <w:rPr>
-          <w:rFonts w:ascii="Microsoft YaHei" w:hAnsi="Microsoft YaHei" w:eastAsia="Microsoft YaHei"/>
-          <w:sz w:val="22"/>
+          <w:rFonts w:ascii="Consolas" w:hAnsi="Consolas"/>
+          <w:sz w:val="18"/>
         </w:rPr>
-        <w:t>校徽、学院标识、校园地标</w:t>
+        <w:t>导师</w:t>
       </w:r>
     </w:p>
     <w:p>
       <w:pPr>
-        <w:pStyle w:val="ListBullet"/>
-        <w:spacing w:line="300" w:lineRule="auto" w:after="120"/>
+        <w:spacing w:after="20"/>
+        <w:ind w:left="283"/>
+        <w:shd w:fill="F3F4F6"/>
       </w:pPr>
       <w:r>
         <w:rPr>
-          <w:rFonts w:ascii="Microsoft YaHei" w:hAnsi="Microsoft YaHei" w:eastAsia="Microsoft YaHei"/>
-          <w:sz w:val="22"/>
+          <w:rFonts w:ascii="Consolas" w:hAnsi="Consolas"/>
+          <w:sz w:val="18"/>
         </w:rPr>
-        <w:t>真实手机号、邮箱、精确地址</w:t>
+        <w:t>指导教师</w:t>
       </w:r>
     </w:p>
     <w:p>
       <w:pPr>
-        <w:pStyle w:val="ListBullet"/>
-        <w:spacing w:line="300" w:lineRule="auto" w:after="120"/>
+        <w:spacing w:after="20"/>
+        <w:ind w:left="283"/>
+        <w:shd w:fill="F3F4F6"/>
       </w:pPr>
       <w:r>
         <w:rPr>
-          <w:rFonts w:ascii="Microsoft YaHei" w:hAnsi="Microsoft YaHei" w:eastAsia="Microsoft YaHei"/>
-          <w:sz w:val="22"/>
+          <w:rFonts w:ascii="Consolas" w:hAnsi="Consolas"/>
+          <w:sz w:val="18"/>
         </w:rPr>
-        <w:t>代码路径中可能暴露学校或个人姓名的内容</w:t>
+        <w:t>手机号</w:t>
       </w:r>
     </w:p>
     <w:p>
       <w:pPr>
-        <w:spacing w:line="300" w:lineRule="auto" w:after="120"/>
+        <w:spacing w:after="20"/>
+        <w:ind w:left="283"/>
+        <w:shd w:fill="F3F4F6"/>
       </w:pPr>
       <w:r>
         <w:rPr>
-          <w:rFonts w:ascii="Microsoft YaHei" w:hAnsi="Microsoft YaHei" w:eastAsia="Microsoft YaHei"/>
-          <w:sz w:val="22"/>
+          <w:rFonts w:ascii="Consolas" w:hAnsi="Consolas"/>
+          <w:sz w:val="18"/>
         </w:rPr>
-        <w:t>建议搜索关键词：</w:t>
+        <w:t>身份证</w:t>
       </w:r>
     </w:p>
     <w:p>
       <w:pPr>
-        <w:spacing w:before="80" w:after="160"/>
+        <w:spacing w:after="20"/>
+        <w:ind w:left="283"/>
+        <w:shd w:fill="F3F4F6"/>
       </w:pPr>
       <w:r>
         <w:rPr>
-          <w:rFonts w:ascii="Consolas" w:hAnsi="Consolas" w:eastAsia="Consolas"/>
-          <w:sz w:val="19"/>
-        </w:rPr>
-        <w:t>大学</w:t>
-      </w:r>
-      <w:r>
-        <w:br/>
-      </w:r>
-      <w:r>
-        <w:rPr>
-          <w:rFonts w:ascii="Consolas" w:hAnsi="Consolas" w:eastAsia="Consolas"/>
-          <w:sz w:val="19"/>
-        </w:rPr>
-        <w:t>学院</w:t>
-      </w:r>
-      <w:r>
-        <w:br/>
-      </w:r>
-      <w:r>
-        <w:rPr>
-          <w:rFonts w:ascii="Consolas" w:hAnsi="Consolas" w:eastAsia="Consolas"/>
-          <w:sz w:val="19"/>
-        </w:rPr>
-        <w:t>导师</w:t>
-      </w:r>
-      <w:r>
-        <w:br/>
-      </w:r>
-      <w:r>
-        <w:rPr>
-          <w:rFonts w:ascii="Consolas" w:hAnsi="Consolas" w:eastAsia="Consolas"/>
-          <w:sz w:val="19"/>
-        </w:rPr>
-        <w:t>指导教师</w:t>
-      </w:r>
-      <w:r>
-        <w:br/>
-      </w:r>
-      <w:r>
-        <w:rPr>
-          <w:rFonts w:ascii="Consolas" w:hAnsi="Consolas" w:eastAsia="Consolas"/>
-          <w:sz w:val="19"/>
-        </w:rPr>
-        <w:t>具体学校名称</w:t>
-      </w:r>
-      <w:r>
-        <w:br/>
-      </w:r>
-      <w:r>
-        <w:rPr>
-          <w:rFonts w:ascii="Consolas" w:hAnsi="Consolas" w:eastAsia="Consolas"/>
-          <w:sz w:val="19"/>
-        </w:rPr>
-        <w:t>手机号</w:t>
-      </w:r>
-      <w:r>
-        <w:br/>
-      </w:r>
-      <w:r>
-        <w:rPr>
-          <w:rFonts w:ascii="Consolas" w:hAnsi="Consolas" w:eastAsia="Consolas"/>
-          <w:sz w:val="19"/>
-        </w:rPr>
-        <w:t>身份证</w:t>
-      </w:r>
-      <w:r>
-        <w:br/>
-      </w:r>
-      <w:r>
-        <w:rPr>
-          <w:rFonts w:ascii="Consolas" w:hAnsi="Consolas" w:eastAsia="Consolas"/>
-          <w:sz w:val="19"/>
+          <w:rFonts w:ascii="Consolas" w:hAnsi="Consolas"/>
+          <w:sz w:val="18"/>
         </w:rPr>
         <w:t>地址</w:t>
       </w:r>
-      <w:r>
-        <w:br/>
-      </w:r>
+    </w:p>
+    <w:p>
+      <w:pPr>
+        <w:spacing w:after="20"/>
+        <w:ind w:left="283"/>
+        <w:shd w:fill="F3F4F6"/>
+      </w:pPr>
       <w:r>
         <w:rPr>
-          <w:rFonts w:ascii="Consolas" w:hAnsi="Consolas" w:eastAsia="Consolas"/>
-          <w:sz w:val="19"/>
+          <w:rFonts w:ascii="Consolas" w:hAnsi="Consolas"/>
+          <w:sz w:val="18"/>
         </w:rPr>
         <w:t>本机用户名</w:t>
       </w:r>
-      <w:r>
-        <w:br/>
-      </w:r>
+    </w:p>
+    <w:p>
+      <w:pPr>
+        <w:spacing w:after="20"/>
+        <w:ind w:left="283"/>
+        <w:shd w:fill="F3F4F6"/>
+      </w:pPr>
       <w:r>
         <w:rPr>
-          <w:rFonts w:ascii="Consolas" w:hAnsi="Consolas" w:eastAsia="Consolas"/>
-          <w:sz w:val="19"/>
+          <w:rFonts w:ascii="Consolas" w:hAnsi="Consolas"/>
+          <w:sz w:val="18"/>
         </w:rPr>
-        <w:t>本机项目路径</w:t>
+        <w:t>本机绝对路径</w:t>
       </w:r>
     </w:p>
+    <w:p>
+      <w:pPr>
+        <w:spacing w:after="20"/>
+        <w:ind w:left="283"/>
+        <w:shd w:fill="F3F4F6"/>
+      </w:pPr>
+      <w:r>
+        <w:rPr>
+          <w:rFonts w:ascii="Consolas" w:hAnsi="Consolas"/>
+          <w:sz w:val="18"/>
+        </w:rPr>
+        <w:t>个人云盘路径</w:t>
+      </w:r>
+    </w:p>
+    <w:p/>
     <w:p>
       <w:pPr>
         <w:pStyle w:val="Heading2"/>
       </w:pPr>
       <w:r>
-        <w:rPr>
-          <w:rFonts w:ascii="Microsoft YaHei" w:hAnsi="Microsoft YaHei" w:eastAsia="Microsoft YaHei"/>
-          <w:sz w:val="28"/>
-        </w:rPr>
         <w:t>4. 内容完整性检查</w:t>
       </w:r>
     </w:p>
+    <w:p/>
     <w:tbl>
       <w:tblPr>
         <w:tblStyle w:val="TableGrid"/>
@@ -697,47 +784,41 @@
         <w:tblLook w:firstColumn="1" w:firstRow="1" w:lastColumn="0" w:lastRow="0" w:noHBand="0" w:noVBand="1" w:val="04A0"/>
       </w:tblPr>
       <w:tblGrid>
-        <w:gridCol w:w="4873"/>
-        <w:gridCol w:w="4873"/>
+        <w:gridCol w:w="5043"/>
+        <w:gridCol w:w="5043"/>
       </w:tblGrid>
       <w:tr>
         <w:tc>
           <w:tcPr>
-            <w:tcW w:type="dxa" w:w="4873"/>
+            <w:tcW w:type="dxa" w:w="5043"/>
+            <w:shd w:fill="EADFFF"/>
           </w:tcPr>
           <w:p>
-            <w:r>
-              <w:rPr>
-                <w:b/>
-              </w:rPr>
-            </w:r>
+            <w:r/>
             <w:r>
               <w:rPr>
                 <w:rFonts w:ascii="Microsoft YaHei" w:hAnsi="Microsoft YaHei" w:eastAsia="Microsoft YaHei"/>
                 <w:b/>
-                <w:sz w:val="21"/>
+                <w:sz w:val="20"/>
               </w:rPr>
-              <w:t>要求</w:t>
+              <w:t>赛题要求</w:t>
             </w:r>
           </w:p>
         </w:tc>
         <w:tc>
           <w:tcPr>
-            <w:tcW w:type="dxa" w:w="4873"/>
+            <w:tcW w:type="dxa" w:w="5043"/>
+            <w:shd w:fill="EADFFF"/>
           </w:tcPr>
           <w:p>
-            <w:r>
-              <w:rPr>
-                <w:b/>
-              </w:rPr>
-            </w:r>
+            <w:r/>
             <w:r>
               <w:rPr>
                 <w:rFonts w:ascii="Microsoft YaHei" w:hAnsi="Microsoft YaHei" w:eastAsia="Microsoft YaHei"/>
                 <w:b/>
-                <w:sz w:val="21"/>
+                <w:sz w:val="20"/>
               </w:rPr>
-              <w:t>是否覆盖</w:t>
+              <w:t>覆盖位置</w:t>
             </w:r>
           </w:p>
         </w:tc>
@@ -745,31 +826,33 @@
       <w:tr>
         <w:tc>
           <w:tcPr>
-            <w:tcW w:type="dxa" w:w="4873"/>
+            <w:tcW w:type="dxa" w:w="5043"/>
           </w:tcPr>
           <w:p>
             <w:r/>
             <w:r>
               <w:rPr>
                 <w:rFonts w:ascii="Microsoft YaHei" w:hAnsi="Microsoft YaHei" w:eastAsia="Microsoft YaHei"/>
-                <w:sz w:val="21"/>
+                <w:b w:val="0"/>
+                <w:sz w:val="19"/>
               </w:rPr>
-              <w:t>创新性论证</w:t>
+              <w:t>作品创新性论证</w:t>
             </w:r>
           </w:p>
         </w:tc>
         <w:tc>
           <w:tcPr>
-            <w:tcW w:type="dxa" w:w="4873"/>
+            <w:tcW w:type="dxa" w:w="5043"/>
           </w:tcPr>
           <w:p>
             <w:r/>
             <w:r>
               <w:rPr>
                 <w:rFonts w:ascii="Microsoft YaHei" w:hAnsi="Microsoft YaHei" w:eastAsia="Microsoft YaHei"/>
-                <w:sz w:val="21"/>
+                <w:b w:val="0"/>
+                <w:sz w:val="19"/>
               </w:rPr>
-              <w:t>02_项目文档_赛题三_AI+X.md 第 4 节</w:t>
+              <w:t>`02_项目文档_赛题三_AI+X.md` 第 5 节</w:t>
             </w:r>
           </w:p>
         </w:tc>
@@ -777,93 +860,33 @@
       <w:tr>
         <w:tc>
           <w:tcPr>
-            <w:tcW w:type="dxa" w:w="4873"/>
+            <w:tcW w:type="dxa" w:w="5043"/>
+            <w:shd w:fill="F8FFF2"/>
           </w:tcPr>
           <w:p>
             <w:r/>
             <w:r>
               <w:rPr>
                 <w:rFonts w:ascii="Microsoft YaHei" w:hAnsi="Microsoft YaHei" w:eastAsia="Microsoft YaHei"/>
-                <w:sz w:val="21"/>
+                <w:b w:val="0"/>
+                <w:sz w:val="19"/>
               </w:rPr>
-              <w:t>技术调研与对比</w:t>
+              <w:t>技术调研与对比分析</w:t>
             </w:r>
           </w:p>
         </w:tc>
         <w:tc>
           <w:tcPr>
-            <w:tcW w:type="dxa" w:w="4873"/>
+            <w:tcW w:type="dxa" w:w="5043"/>
+            <w:shd w:fill="F8FFF2"/>
           </w:tcPr>
           <w:p>
             <w:r/>
             <w:r>
               <w:rPr>
                 <w:rFonts w:ascii="Microsoft YaHei" w:hAnsi="Microsoft YaHei" w:eastAsia="Microsoft YaHei"/>
-                <w:sz w:val="21"/>
-              </w:rPr>
-              <w:t>第 3 节</w:t>
-            </w:r>
-          </w:p>
-        </w:tc>
-      </w:tr>
-      <w:tr>
-        <w:tc>
-          <w:tcPr>
-            <w:tcW w:type="dxa" w:w="4873"/>
-          </w:tcPr>
-          <w:p>
-            <w:r/>
-            <w:r>
-              <w:rPr>
-                <w:rFonts w:ascii="Microsoft YaHei" w:hAnsi="Microsoft YaHei" w:eastAsia="Microsoft YaHei"/>
-                <w:sz w:val="21"/>
-              </w:rPr>
-              <w:t>AI inference 效果和指标</w:t>
-            </w:r>
-          </w:p>
-        </w:tc>
-        <w:tc>
-          <w:tcPr>
-            <w:tcW w:type="dxa" w:w="4873"/>
-          </w:tcPr>
-          <w:p>
-            <w:r/>
-            <w:r>
-              <w:rPr>
-                <w:rFonts w:ascii="Microsoft YaHei" w:hAnsi="Microsoft YaHei" w:eastAsia="Microsoft YaHei"/>
-                <w:sz w:val="21"/>
-              </w:rPr>
-              <w:t>第 6 节、04_技术可行性与指标评测.md</w:t>
-            </w:r>
-          </w:p>
-        </w:tc>
-      </w:tr>
-      <w:tr>
-        <w:tc>
-          <w:tcPr>
-            <w:tcW w:type="dxa" w:w="4873"/>
-          </w:tcPr>
-          <w:p>
-            <w:r/>
-            <w:r>
-              <w:rPr>
-                <w:rFonts w:ascii="Microsoft YaHei" w:hAnsi="Microsoft YaHei" w:eastAsia="Microsoft YaHei"/>
-                <w:sz w:val="21"/>
-              </w:rPr>
-              <w:t>数据来源说明</w:t>
-            </w:r>
-          </w:p>
-        </w:tc>
-        <w:tc>
-          <w:tcPr>
-            <w:tcW w:type="dxa" w:w="4873"/>
-          </w:tcPr>
-          <w:p>
-            <w:r/>
-            <w:r>
-              <w:rPr>
-                <w:rFonts w:ascii="Microsoft YaHei" w:hAnsi="Microsoft YaHei" w:eastAsia="Microsoft YaHei"/>
-                <w:sz w:val="21"/>
+                <w:b w:val="0"/>
+                <w:sz w:val="19"/>
               </w:rPr>
               <w:t>第 7 节</w:t>
             </w:r>
@@ -873,14 +896,85 @@
       <w:tr>
         <w:tc>
           <w:tcPr>
-            <w:tcW w:type="dxa" w:w="4873"/>
+            <w:tcW w:type="dxa" w:w="5043"/>
           </w:tcPr>
           <w:p>
             <w:r/>
             <w:r>
               <w:rPr>
                 <w:rFonts w:ascii="Microsoft YaHei" w:hAnsi="Microsoft YaHei" w:eastAsia="Microsoft YaHei"/>
-                <w:sz w:val="21"/>
+                <w:b w:val="0"/>
+                <w:sz w:val="19"/>
+              </w:rPr>
+              <w:t>AI inference 效果和指标</w:t>
+            </w:r>
+          </w:p>
+        </w:tc>
+        <w:tc>
+          <w:tcPr>
+            <w:tcW w:type="dxa" w:w="5043"/>
+          </w:tcPr>
+          <w:p>
+            <w:r/>
+            <w:r>
+              <w:rPr>
+                <w:rFonts w:ascii="Microsoft YaHei" w:hAnsi="Microsoft YaHei" w:eastAsia="Microsoft YaHei"/>
+                <w:b w:val="0"/>
+                <w:sz w:val="19"/>
+              </w:rPr>
+              <w:t>第 8 节、`04_技术可行性与指标评测.md`</w:t>
+            </w:r>
+          </w:p>
+        </w:tc>
+      </w:tr>
+      <w:tr>
+        <w:tc>
+          <w:tcPr>
+            <w:tcW w:type="dxa" w:w="5043"/>
+            <w:shd w:fill="F8FFF2"/>
+          </w:tcPr>
+          <w:p>
+            <w:r/>
+            <w:r>
+              <w:rPr>
+                <w:rFonts w:ascii="Microsoft YaHei" w:hAnsi="Microsoft YaHei" w:eastAsia="Microsoft YaHei"/>
+                <w:b w:val="0"/>
+                <w:sz w:val="19"/>
+              </w:rPr>
+              <w:t>数据来源说明</w:t>
+            </w:r>
+          </w:p>
+        </w:tc>
+        <w:tc>
+          <w:tcPr>
+            <w:tcW w:type="dxa" w:w="5043"/>
+            <w:shd w:fill="F8FFF2"/>
+          </w:tcPr>
+          <w:p>
+            <w:r/>
+            <w:r>
+              <w:rPr>
+                <w:rFonts w:ascii="Microsoft YaHei" w:hAnsi="Microsoft YaHei" w:eastAsia="Microsoft YaHei"/>
+                <w:b w:val="0"/>
+                <w:sz w:val="19"/>
+              </w:rPr>
+              <w:t>第 9 节</w:t>
+            </w:r>
+          </w:p>
+        </w:tc>
+      </w:tr>
+      <w:tr>
+        <w:tc>
+          <w:tcPr>
+            <w:tcW w:type="dxa" w:w="5043"/>
+          </w:tcPr>
+          <w:p>
+            <w:r/>
+            <w:r>
+              <w:rPr>
+                <w:rFonts w:ascii="Microsoft YaHei" w:hAnsi="Microsoft YaHei" w:eastAsia="Microsoft YaHei"/>
+                <w:b w:val="0"/>
+                <w:sz w:val="19"/>
               </w:rPr>
               <w:t>行业知识来源说明</w:t>
             </w:r>
@@ -888,16 +982,17 @@
         </w:tc>
         <w:tc>
           <w:tcPr>
-            <w:tcW w:type="dxa" w:w="4873"/>
+            <w:tcW w:type="dxa" w:w="5043"/>
           </w:tcPr>
           <w:p>
             <w:r/>
             <w:r>
               <w:rPr>
                 <w:rFonts w:ascii="Microsoft YaHei" w:hAnsi="Microsoft YaHei" w:eastAsia="Microsoft YaHei"/>
-                <w:sz w:val="21"/>
+                <w:b w:val="0"/>
+                <w:sz w:val="19"/>
               </w:rPr>
-              <w:t>第 7 节</w:t>
+              <w:t>第 9 节</w:t>
             </w:r>
           </w:p>
         </w:tc>
@@ -905,14 +1000,16 @@
       <w:tr>
         <w:tc>
           <w:tcPr>
-            <w:tcW w:type="dxa" w:w="4873"/>
+            <w:tcW w:type="dxa" w:w="5043"/>
+            <w:shd w:fill="F8FFF2"/>
           </w:tcPr>
           <w:p>
             <w:r/>
             <w:r>
               <w:rPr>
                 <w:rFonts w:ascii="Microsoft YaHei" w:hAnsi="Microsoft YaHei" w:eastAsia="Microsoft YaHei"/>
-                <w:sz w:val="21"/>
+                <w:b w:val="0"/>
+                <w:sz w:val="19"/>
               </w:rPr>
               <w:t>算法来源说明</w:t>
             </w:r>
@@ -920,16 +1017,18 @@
         </w:tc>
         <w:tc>
           <w:tcPr>
-            <w:tcW w:type="dxa" w:w="4873"/>
+            <w:tcW w:type="dxa" w:w="5043"/>
+            <w:shd w:fill="F8FFF2"/>
           </w:tcPr>
           <w:p>
             <w:r/>
             <w:r>
               <w:rPr>
                 <w:rFonts w:ascii="Microsoft YaHei" w:hAnsi="Microsoft YaHei" w:eastAsia="Microsoft YaHei"/>
-                <w:sz w:val="21"/>
+                <w:b w:val="0"/>
+                <w:sz w:val="19"/>
               </w:rPr>
-              <w:t>第 7 节</w:t>
+              <w:t>第 9 节</w:t>
             </w:r>
           </w:p>
         </w:tc>
@@ -937,14 +1036,15 @@
       <w:tr>
         <w:tc>
           <w:tcPr>
-            <w:tcW w:type="dxa" w:w="4873"/>
+            <w:tcW w:type="dxa" w:w="5043"/>
           </w:tcPr>
           <w:p>
             <w:r/>
             <w:r>
               <w:rPr>
                 <w:rFonts w:ascii="Microsoft YaHei" w:hAnsi="Microsoft YaHei" w:eastAsia="Microsoft YaHei"/>
-                <w:sz w:val="21"/>
+                <w:b w:val="0"/>
+                <w:sz w:val="19"/>
               </w:rPr>
               <w:t>硬件来源说明</w:t>
             </w:r>
@@ -952,16 +1052,17 @@
         </w:tc>
         <w:tc>
           <w:tcPr>
-            <w:tcW w:type="dxa" w:w="4873"/>
+            <w:tcW w:type="dxa" w:w="5043"/>
           </w:tcPr>
           <w:p>
             <w:r/>
             <w:r>
               <w:rPr>
                 <w:rFonts w:ascii="Microsoft YaHei" w:hAnsi="Microsoft YaHei" w:eastAsia="Microsoft YaHei"/>
-                <w:sz w:val="21"/>
+                <w:b w:val="0"/>
+                <w:sz w:val="19"/>
               </w:rPr>
-              <w:t>第 7 节</w:t>
+              <w:t>第 9 节</w:t>
             </w:r>
           </w:p>
         </w:tc>
@@ -969,14 +1070,16 @@
       <w:tr>
         <w:tc>
           <w:tcPr>
-            <w:tcW w:type="dxa" w:w="4873"/>
+            <w:tcW w:type="dxa" w:w="5043"/>
+            <w:shd w:fill="F8FFF2"/>
           </w:tcPr>
           <w:p>
             <w:r/>
             <w:r>
               <w:rPr>
                 <w:rFonts w:ascii="Microsoft YaHei" w:hAnsi="Microsoft YaHei" w:eastAsia="Microsoft YaHei"/>
-                <w:sz w:val="21"/>
+                <w:b w:val="0"/>
+                <w:sz w:val="19"/>
               </w:rPr>
               <w:t>工程实现与初期成果</w:t>
             </w:r>
@@ -984,16 +1087,18 @@
         </w:tc>
         <w:tc>
           <w:tcPr>
-            <w:tcW w:type="dxa" w:w="4873"/>
+            <w:tcW w:type="dxa" w:w="5043"/>
+            <w:shd w:fill="F8FFF2"/>
           </w:tcPr>
           <w:p>
             <w:r/>
             <w:r>
               <w:rPr>
                 <w:rFonts w:ascii="Microsoft YaHei" w:hAnsi="Microsoft YaHei" w:eastAsia="Microsoft YaHei"/>
-                <w:sz w:val="21"/>
+                <w:b w:val="0"/>
+                <w:sz w:val="19"/>
               </w:rPr>
-              <w:t>第 8 节</w:t>
+              <w:t>第 10 节</w:t>
             </w:r>
           </w:p>
         </w:tc>
@@ -1001,14 +1106,15 @@
       <w:tr>
         <w:tc>
           <w:tcPr>
-            <w:tcW w:type="dxa" w:w="4873"/>
+            <w:tcW w:type="dxa" w:w="5043"/>
           </w:tcPr>
           <w:p>
             <w:r/>
             <w:r>
               <w:rPr>
                 <w:rFonts w:ascii="Microsoft YaHei" w:hAnsi="Microsoft YaHei" w:eastAsia="Microsoft YaHei"/>
-                <w:sz w:val="21"/>
+                <w:b w:val="0"/>
+                <w:sz w:val="19"/>
               </w:rPr>
               <w:t>隐私、安全、伦理</w:t>
             </w:r>
@@ -1016,362 +1122,482 @@
         </w:tc>
         <w:tc>
           <w:tcPr>
-            <w:tcW w:type="dxa" w:w="4873"/>
+            <w:tcW w:type="dxa" w:w="5043"/>
           </w:tcPr>
           <w:p>
             <w:r/>
             <w:r>
               <w:rPr>
                 <w:rFonts w:ascii="Microsoft YaHei" w:hAnsi="Microsoft YaHei" w:eastAsia="Microsoft YaHei"/>
-                <w:sz w:val="21"/>
+                <w:b w:val="0"/>
+                <w:sz w:val="19"/>
               </w:rPr>
-              <w:t>第 9 节</w:t>
+              <w:t>第 11 节</w:t>
             </w:r>
           </w:p>
         </w:tc>
       </w:tr>
     </w:tbl>
     <w:p/>
+    <w:p/>
     <w:p>
       <w:pPr>
         <w:pStyle w:val="Heading2"/>
       </w:pPr>
       <w:r>
+        <w:t>5. 其他 ZIP 建议结构</w:t>
+      </w:r>
+    </w:p>
+    <w:p/>
+    <w:p>
+      <w:pPr>
+        <w:spacing w:after="20"/>
+        <w:ind w:left="283"/>
+        <w:shd w:fill="F3F4F6"/>
+      </w:pPr>
+      <w:r>
         <w:rPr>
-          <w:rFonts w:ascii="Microsoft YaHei" w:hAnsi="Microsoft YaHei" w:eastAsia="Microsoft YaHei"/>
-          <w:sz w:val="28"/>
+          <w:rFonts w:ascii="Consolas" w:hAnsi="Consolas"/>
+          <w:sz w:val="18"/>
         </w:rPr>
-        <w:t>5. 其他 ZIP 建议结构</w:t>
+        <w:t>其他.zip</w:t>
       </w:r>
     </w:p>
     <w:p>
       <w:pPr>
-        <w:spacing w:before="80" w:after="160"/>
+        <w:spacing w:after="20"/>
+        <w:ind w:left="283"/>
+        <w:shd w:fill="F3F4F6"/>
       </w:pPr>
       <w:r>
         <w:rPr>
-          <w:rFonts w:ascii="Consolas" w:hAnsi="Consolas" w:eastAsia="Consolas"/>
-          <w:sz w:val="19"/>
-        </w:rPr>
-        <w:t>其他.zip</w:t>
-      </w:r>
-      <w:r>
-        <w:br/>
-      </w:r>
-      <w:r>
-        <w:rPr>
-          <w:rFonts w:ascii="Consolas" w:hAnsi="Consolas" w:eastAsia="Consolas"/>
-          <w:sz w:val="19"/>
+          <w:rFonts w:ascii="Consolas" w:hAnsi="Consolas"/>
+          <w:sz w:val="18"/>
         </w:rPr>
         <w:t>├─ APK/</w:t>
       </w:r>
-      <w:r>
-        <w:br/>
-      </w:r>
+    </w:p>
+    <w:p>
+      <w:pPr>
+        <w:spacing w:after="20"/>
+        <w:ind w:left="283"/>
+        <w:shd w:fill="F3F4F6"/>
+      </w:pPr>
       <w:r>
         <w:rPr>
-          <w:rFonts w:ascii="Consolas" w:hAnsi="Consolas" w:eastAsia="Consolas"/>
-          <w:sz w:val="19"/>
+          <w:rFonts w:ascii="Consolas" w:hAnsi="Consolas"/>
+          <w:sz w:val="18"/>
         </w:rPr>
         <w:t>│  └─ app-release.apk</w:t>
       </w:r>
-      <w:r>
-        <w:br/>
-      </w:r>
+    </w:p>
+    <w:p>
+      <w:pPr>
+        <w:spacing w:after="20"/>
+        <w:ind w:left="283"/>
+        <w:shd w:fill="F3F4F6"/>
+      </w:pPr>
       <w:r>
         <w:rPr>
-          <w:rFonts w:ascii="Consolas" w:hAnsi="Consolas" w:eastAsia="Consolas"/>
-          <w:sz w:val="19"/>
+          <w:rFonts w:ascii="Consolas" w:hAnsi="Consolas"/>
+          <w:sz w:val="18"/>
         </w:rPr>
         <w:t>├─ Code/</w:t>
       </w:r>
-      <w:r>
-        <w:br/>
-      </w:r>
+    </w:p>
+    <w:p>
+      <w:pPr>
+        <w:spacing w:after="20"/>
+        <w:ind w:left="283"/>
+        <w:shd w:fill="F3F4F6"/>
+      </w:pPr>
       <w:r>
         <w:rPr>
-          <w:rFonts w:ascii="Consolas" w:hAnsi="Consolas" w:eastAsia="Consolas"/>
-          <w:sz w:val="19"/>
+          <w:rFonts w:ascii="Consolas" w:hAnsi="Consolas"/>
+          <w:sz w:val="18"/>
         </w:rPr>
         <w:t>│  └─ linklab_source.zip</w:t>
       </w:r>
-      <w:r>
-        <w:br/>
-      </w:r>
+    </w:p>
+    <w:p>
+      <w:pPr>
+        <w:spacing w:after="20"/>
+        <w:ind w:left="283"/>
+        <w:shd w:fill="F3F4F6"/>
+      </w:pPr>
       <w:r>
         <w:rPr>
-          <w:rFonts w:ascii="Consolas" w:hAnsi="Consolas" w:eastAsia="Consolas"/>
-          <w:sz w:val="19"/>
+          <w:rFonts w:ascii="Consolas" w:hAnsi="Consolas"/>
+          <w:sz w:val="18"/>
+        </w:rPr>
+        <w:t>├─ Documents/</w:t>
+      </w:r>
+    </w:p>
+    <w:p>
+      <w:pPr>
+        <w:spacing w:after="20"/>
+        <w:ind w:left="283"/>
+        <w:shd w:fill="F3F4F6"/>
+      </w:pPr>
+      <w:r>
+        <w:rPr>
+          <w:rFonts w:ascii="Consolas" w:hAnsi="Consolas"/>
+          <w:sz w:val="18"/>
+        </w:rPr>
+        <w:t>│  ├─ 项目文档.pdf</w:t>
+      </w:r>
+    </w:p>
+    <w:p>
+      <w:pPr>
+        <w:spacing w:after="20"/>
+        <w:ind w:left="283"/>
+        <w:shd w:fill="F3F4F6"/>
+      </w:pPr>
+      <w:r>
+        <w:rPr>
+          <w:rFonts w:ascii="Consolas" w:hAnsi="Consolas"/>
+          <w:sz w:val="18"/>
+        </w:rPr>
+        <w:t>│  └─ 技术可行性与指标评测.pdf</w:t>
+      </w:r>
+    </w:p>
+    <w:p>
+      <w:pPr>
+        <w:spacing w:after="20"/>
+        <w:ind w:left="283"/>
+        <w:shd w:fill="F3F4F6"/>
+      </w:pPr>
+      <w:r>
+        <w:rPr>
+          <w:rFonts w:ascii="Consolas" w:hAnsi="Consolas"/>
+          <w:sz w:val="18"/>
         </w:rPr>
         <w:t>├─ Evaluation/</w:t>
       </w:r>
-      <w:r>
-        <w:br/>
-      </w:r>
+    </w:p>
+    <w:p>
+      <w:pPr>
+        <w:spacing w:after="20"/>
+        <w:ind w:left="283"/>
+        <w:shd w:fill="F3F4F6"/>
+      </w:pPr>
       <w:r>
         <w:rPr>
-          <w:rFonts w:ascii="Consolas" w:hAnsi="Consolas" w:eastAsia="Consolas"/>
-          <w:sz w:val="19"/>
+          <w:rFonts w:ascii="Consolas" w:hAnsi="Consolas"/>
+          <w:sz w:val="18"/>
         </w:rPr>
         <w:t>│  ├─ inference_metrics.xlsx</w:t>
       </w:r>
-      <w:r>
-        <w:br/>
-      </w:r>
+    </w:p>
+    <w:p>
+      <w:pPr>
+        <w:spacing w:after="20"/>
+        <w:ind w:left="283"/>
+        <w:shd w:fill="F3F4F6"/>
+      </w:pPr>
       <w:r>
         <w:rPr>
-          <w:rFonts w:ascii="Consolas" w:hAnsi="Consolas" w:eastAsia="Consolas"/>
-          <w:sz w:val="19"/>
+          <w:rFonts w:ascii="Consolas" w:hAnsi="Consolas"/>
+          <w:sz w:val="18"/>
         </w:rPr>
         <w:t>│  ├─ flutter_analyze_log.txt</w:t>
       </w:r>
-      <w:r>
-        <w:br/>
-      </w:r>
+    </w:p>
+    <w:p>
+      <w:pPr>
+        <w:spacing w:after="20"/>
+        <w:ind w:left="283"/>
+        <w:shd w:fill="F3F4F6"/>
+      </w:pPr>
       <w:r>
         <w:rPr>
-          <w:rFonts w:ascii="Consolas" w:hAnsi="Consolas" w:eastAsia="Consolas"/>
-          <w:sz w:val="19"/>
+          <w:rFonts w:ascii="Consolas" w:hAnsi="Consolas"/>
+          <w:sz w:val="18"/>
         </w:rPr>
         <w:t>│  └─ flutter_test_log.txt</w:t>
       </w:r>
-      <w:r>
-        <w:br/>
-      </w:r>
+    </w:p>
+    <w:p>
+      <w:pPr>
+        <w:spacing w:after="20"/>
+        <w:ind w:left="283"/>
+        <w:shd w:fill="F3F4F6"/>
+      </w:pPr>
       <w:r>
         <w:rPr>
-          <w:rFonts w:ascii="Consolas" w:hAnsi="Consolas" w:eastAsia="Consolas"/>
-          <w:sz w:val="19"/>
+          <w:rFonts w:ascii="Consolas" w:hAnsi="Consolas"/>
+          <w:sz w:val="18"/>
         </w:rPr>
         <w:t>├─ Figures/</w:t>
       </w:r>
-      <w:r>
-        <w:br/>
-      </w:r>
+    </w:p>
+    <w:p>
+      <w:pPr>
+        <w:spacing w:after="20"/>
+        <w:ind w:left="283"/>
+        <w:shd w:fill="F3F4F6"/>
+      </w:pPr>
       <w:r>
         <w:rPr>
-          <w:rFonts w:ascii="Consolas" w:hAnsi="Consolas" w:eastAsia="Consolas"/>
-          <w:sz w:val="19"/>
+          <w:rFonts w:ascii="Consolas" w:hAnsi="Consolas"/>
+          <w:sz w:val="18"/>
         </w:rPr>
-        <w:t>│  ├─ architecture.png</w:t>
+        <w:t>│  ├─ cover_banner.png</w:t>
       </w:r>
-      <w:r>
-        <w:br/>
-      </w:r>
+    </w:p>
+    <w:p>
+      <w:pPr>
+        <w:spacing w:after="20"/>
+        <w:ind w:left="283"/>
+        <w:shd w:fill="F3F4F6"/>
+      </w:pPr>
       <w:r>
         <w:rPr>
-          <w:rFonts w:ascii="Consolas" w:hAnsi="Consolas" w:eastAsia="Consolas"/>
-          <w:sz w:val="19"/>
+          <w:rFonts w:ascii="Consolas" w:hAnsi="Consolas"/>
+          <w:sz w:val="18"/>
         </w:rPr>
-        <w:t>│  ├─ state_machine.png</w:t>
+        <w:t>│  ├─ system_architecture.png</w:t>
       </w:r>
-      <w:r>
-        <w:br/>
-      </w:r>
+    </w:p>
+    <w:p>
+      <w:pPr>
+        <w:spacing w:after="20"/>
+        <w:ind w:left="283"/>
+        <w:shd w:fill="F3F4F6"/>
+      </w:pPr>
       <w:r>
         <w:rPr>
-          <w:rFonts w:ascii="Consolas" w:hAnsi="Consolas" w:eastAsia="Consolas"/>
-          <w:sz w:val="19"/>
+          <w:rFonts w:ascii="Consolas" w:hAnsi="Consolas"/>
+          <w:sz w:val="18"/>
         </w:rPr>
-        <w:t>│  └─ demo_screenshots/</w:t>
+        <w:t>│  ├─ ai_decision_flow.png</w:t>
       </w:r>
-      <w:r>
-        <w:br/>
-      </w:r>
+    </w:p>
+    <w:p>
+      <w:pPr>
+        <w:spacing w:after="20"/>
+        <w:ind w:left="283"/>
+        <w:shd w:fill="F3F4F6"/>
+      </w:pPr>
       <w:r>
         <w:rPr>
-          <w:rFonts w:ascii="Consolas" w:hAnsi="Consolas" w:eastAsia="Consolas"/>
-          <w:sz w:val="19"/>
+          <w:rFonts w:ascii="Consolas" w:hAnsi="Consolas"/>
+          <w:sz w:val="18"/>
+        </w:rPr>
+        <w:t>│  ├─ metrics_dashboard.png</w:t>
+      </w:r>
+    </w:p>
+    <w:p>
+      <w:pPr>
+        <w:spacing w:after="20"/>
+        <w:ind w:left="283"/>
+        <w:shd w:fill="F3F4F6"/>
+      </w:pPr>
+      <w:r>
+        <w:rPr>
+          <w:rFonts w:ascii="Consolas" w:hAnsi="Consolas"/>
+          <w:sz w:val="18"/>
+        </w:rPr>
+        <w:t>│  └─ demo_storyboard.png</w:t>
+      </w:r>
+    </w:p>
+    <w:p>
+      <w:pPr>
+        <w:spacing w:after="20"/>
+        <w:ind w:left="283"/>
+        <w:shd w:fill="F3F4F6"/>
+      </w:pPr>
+      <w:r>
+        <w:rPr>
+          <w:rFonts w:ascii="Consolas" w:hAnsi="Consolas"/>
+          <w:sz w:val="18"/>
         </w:rPr>
         <w:t>└─ README.txt</w:t>
       </w:r>
     </w:p>
+    <w:p/>
     <w:p>
       <w:pPr>
         <w:pStyle w:val="Heading2"/>
       </w:pPr>
       <w:r>
+        <w:t>6. 视频检查</w:t>
+      </w:r>
+    </w:p>
+    <w:p/>
+    <w:p>
+      <w:pPr>
+        <w:pStyle w:val="ListBullet"/>
+      </w:pPr>
+      <w:r>
         <w:rPr>
           <w:rFonts w:ascii="Microsoft YaHei" w:hAnsi="Microsoft YaHei" w:eastAsia="Microsoft YaHei"/>
-          <w:sz w:val="28"/>
+          <w:sz w:val="21"/>
         </w:rPr>
-        <w:t>6. 视频检查</w:t>
+        <w:t>不超过 5 分钟。</w:t>
       </w:r>
     </w:p>
     <w:p>
       <w:pPr>
         <w:pStyle w:val="ListBullet"/>
-        <w:spacing w:line="300" w:lineRule="auto" w:after="120"/>
       </w:pPr>
       <w:r>
         <w:rPr>
           <w:rFonts w:ascii="Microsoft YaHei" w:hAnsi="Microsoft YaHei" w:eastAsia="Microsoft YaHei"/>
-          <w:sz w:val="22"/>
+          <w:sz w:val="21"/>
         </w:rPr>
-        <w:t>[ ] 不超过 5 分钟</w:t>
+        <w:t>文件小于 200M。</w:t>
       </w:r>
     </w:p>
     <w:p>
       <w:pPr>
         <w:pStyle w:val="ListBullet"/>
-        <w:spacing w:line="300" w:lineRule="auto" w:after="120"/>
       </w:pPr>
       <w:r>
         <w:rPr>
           <w:rFonts w:ascii="Microsoft YaHei" w:hAnsi="Microsoft YaHei" w:eastAsia="Microsoft YaHei"/>
-          <w:sz w:val="22"/>
+          <w:sz w:val="21"/>
         </w:rPr>
-        <w:t>[ ] 文件小于 200M</w:t>
+        <w:t>开头 25 秒说清项目定位。</w:t>
       </w:r>
     </w:p>
     <w:p>
       <w:pPr>
         <w:pStyle w:val="ListBullet"/>
-        <w:spacing w:line="300" w:lineRule="auto" w:after="120"/>
       </w:pPr>
       <w:r>
         <w:rPr>
           <w:rFonts w:ascii="Microsoft YaHei" w:hAnsi="Microsoft YaHei" w:eastAsia="Microsoft YaHei"/>
-          <w:sz w:val="22"/>
+          <w:sz w:val="21"/>
         </w:rPr>
-        <w:t>[ ] 开头 20 秒说清楚项目定位</w:t>
+        <w:t>展示 AI 第一响应。</w:t>
       </w:r>
     </w:p>
     <w:p>
       <w:pPr>
         <w:pStyle w:val="ListBullet"/>
-        <w:spacing w:line="300" w:lineRule="auto" w:after="120"/>
       </w:pPr>
       <w:r>
         <w:rPr>
           <w:rFonts w:ascii="Microsoft YaHei" w:hAnsi="Microsoft YaHei" w:eastAsia="Microsoft YaHei"/>
-          <w:sz w:val="22"/>
+          <w:sz w:val="21"/>
         </w:rPr>
-        <w:t>[ ] 展示 AI 第一响应</w:t>
+        <w:t>展示转人工匹配。</w:t>
       </w:r>
     </w:p>
     <w:p>
       <w:pPr>
         <w:pStyle w:val="ListBullet"/>
-        <w:spacing w:line="300" w:lineRule="auto" w:after="120"/>
       </w:pPr>
       <w:r>
         <w:rPr>
           <w:rFonts w:ascii="Microsoft YaHei" w:hAnsi="Microsoft YaHei" w:eastAsia="Microsoft YaHei"/>
-          <w:sz w:val="22"/>
+          <w:sz w:val="21"/>
         </w:rPr>
-        <w:t>[ ] 展示转人工匹配</w:t>
+        <w:t>展示 Demo Call。</w:t>
       </w:r>
     </w:p>
     <w:p>
       <w:pPr>
         <w:pStyle w:val="ListBullet"/>
-        <w:spacing w:line="300" w:lineRule="auto" w:after="120"/>
       </w:pPr>
       <w:r>
         <w:rPr>
           <w:rFonts w:ascii="Microsoft YaHei" w:hAnsi="Microsoft YaHei" w:eastAsia="Microsoft YaHei"/>
-          <w:sz w:val="22"/>
+          <w:sz w:val="21"/>
         </w:rPr>
-        <w:t>[ ] 展示 Demo Call</w:t>
+        <w:t>展示 SOS 撤销、广播和联系人通知。</w:t>
       </w:r>
     </w:p>
     <w:p>
       <w:pPr>
         <w:pStyle w:val="ListBullet"/>
-        <w:spacing w:line="300" w:lineRule="auto" w:after="120"/>
       </w:pPr>
       <w:r>
         <w:rPr>
           <w:rFonts w:ascii="Microsoft YaHei" w:hAnsi="Microsoft YaHei" w:eastAsia="Microsoft YaHei"/>
-          <w:sz w:val="22"/>
+          <w:sz w:val="21"/>
         </w:rPr>
-        <w:t>[ ] 展示 SOS</w:t>
+        <w:t>展示架构图或指标图，不只展示 UI。</w:t>
       </w:r>
     </w:p>
     <w:p>
       <w:pPr>
         <w:pStyle w:val="ListBullet"/>
-        <w:spacing w:line="300" w:lineRule="auto" w:after="120"/>
       </w:pPr>
       <w:r>
         <w:rPr>
           <w:rFonts w:ascii="Microsoft YaHei" w:hAnsi="Microsoft YaHei" w:eastAsia="Microsoft YaHei"/>
-          <w:sz w:val="22"/>
+          <w:sz w:val="21"/>
         </w:rPr>
-        <w:t>[ ] 展示指标或架构，不只展示 UI</w:t>
+        <w:t>明确“模拟通知”“Demo Call”，不夸大真实集成。</w:t>
       </w:r>
     </w:p>
     <w:p>
       <w:pPr>
         <w:pStyle w:val="ListBullet"/>
-        <w:spacing w:line="300" w:lineRule="auto" w:after="120"/>
       </w:pPr>
       <w:r>
         <w:rPr>
           <w:rFonts w:ascii="Microsoft YaHei" w:hAnsi="Microsoft YaHei" w:eastAsia="Microsoft YaHei"/>
-          <w:sz w:val="22"/>
+          <w:sz w:val="21"/>
         </w:rPr>
-        <w:t>[ ] 不出现学校、学院、导师、真实个人信息</w:t>
+        <w:t>不出现学校、学院、导师、真实个人信息。</w:t>
       </w:r>
     </w:p>
+    <w:p/>
     <w:p>
       <w:pPr>
         <w:pStyle w:val="Heading2"/>
       </w:pPr>
       <w:r>
+        <w:t>7. 最终答辩口径</w:t>
+      </w:r>
+    </w:p>
+    <w:p/>
+    <w:p>
+      <w:r>
         <w:rPr>
           <w:rFonts w:ascii="Microsoft YaHei" w:hAnsi="Microsoft YaHei" w:eastAsia="Microsoft YaHei"/>
-          <w:sz w:val="28"/>
+          <w:sz w:val="21"/>
         </w:rPr>
-        <w:t>7. 最终建议</w:t>
+        <w:t>主叙事不要写成“一个无障碍 App”，而要写成：</w:t>
       </w:r>
     </w:p>
+    <w:p/>
     <w:p>
       <w:pPr>
-        <w:spacing w:line="300" w:lineRule="auto" w:after="120"/>
+        <w:spacing w:after="20"/>
+        <w:ind w:left="283"/>
+        <w:shd w:fill="F3F4F6"/>
+      </w:pPr>
+      <w:r>
+        <w:rPr>
+          <w:rFonts w:ascii="Consolas" w:hAnsi="Consolas"/>
+          <w:sz w:val="18"/>
+        </w:rPr>
+        <w:t>面向无障碍公共服务的 AI 第一响应与真人互助协同系统。</w:t>
+      </w:r>
+    </w:p>
+    <w:p/>
+    <w:p>
+      <w:r>
+        <w:rPr>
+          <w:rFonts w:ascii="Microsoft YaHei" w:hAnsi="Microsoft YaHei" w:eastAsia="Microsoft YaHei"/>
+          <w:sz w:val="21"/>
+        </w:rPr>
+        <w:t>答辩时重点强调：</w:t>
+      </w:r>
+    </w:p>
+    <w:p/>
+    <w:p>
+      <w:pPr>
+        <w:pStyle w:val="ListNumber"/>
       </w:pPr>
       <w:r>
         <w:rPr>
           <w:rFonts w:ascii="Microsoft YaHei" w:hAnsi="Microsoft YaHei" w:eastAsia="Microsoft YaHei"/>
-          <w:sz w:val="22"/>
-        </w:rPr>
-        <w:t>主叙事不要写成“一个无障碍 App”，而要写成：</w:t>
-      </w:r>
-    </w:p>
-    <w:p>
-      <w:pPr>
-        <w:spacing w:before="80" w:after="160"/>
-      </w:pPr>
-      <w:r>
-        <w:rPr>
-          <w:rFonts w:ascii="Consolas" w:hAnsi="Consolas" w:eastAsia="Consolas"/>
-          <w:sz w:val="19"/>
-        </w:rPr>
-        <w:t>AI+无障碍民生服务场景下的第一响应与协同调度系统。</w:t>
-      </w:r>
-    </w:p>
-    <w:p>
-      <w:pPr>
-        <w:spacing w:line="300" w:lineRule="auto" w:after="120"/>
-      </w:pPr>
-      <w:r>
-        <w:rPr>
-          <w:rFonts w:ascii="Microsoft YaHei" w:hAnsi="Microsoft YaHei" w:eastAsia="Microsoft YaHei"/>
-          <w:sz w:val="22"/>
-        </w:rPr>
-        <w:t>答辩时重点强调：</w:t>
-      </w:r>
-    </w:p>
-    <w:p>
-      <w:pPr>
-        <w:pStyle w:val="ListNumber"/>
-        <w:spacing w:line="300" w:lineRule="auto" w:after="120"/>
-      </w:pPr>
-      <w:r>
-        <w:rPr>
-          <w:rFonts w:ascii="Microsoft YaHei" w:hAnsi="Microsoft YaHei" w:eastAsia="Microsoft YaHei"/>
-          <w:sz w:val="22"/>
+          <w:sz w:val="21"/>
         </w:rPr>
         <w:t>AI 不是普通聊天，而是意图识别、风险分流和服务调度。</w:t>
       </w:r>
@@ -1379,25 +1605,23 @@
     <w:p>
       <w:pPr>
         <w:pStyle w:val="ListNumber"/>
-        <w:spacing w:line="300" w:lineRule="auto" w:after="120"/>
       </w:pPr>
       <w:r>
         <w:rPr>
           <w:rFonts w:ascii="Microsoft YaHei" w:hAnsi="Microsoft YaHei" w:eastAsia="Microsoft YaHei"/>
-          <w:sz w:val="22"/>
+          <w:sz w:val="21"/>
         </w:rPr>
-        <w:t>真人志愿者不是可选装饰，而是复杂和高风险需求的安全兜底。</w:t>
+        <w:t>真人志愿者不是装饰功能，而是复杂和高风险需求的安全兜底。</w:t>
       </w:r>
     </w:p>
     <w:p>
       <w:pPr>
         <w:pStyle w:val="ListNumber"/>
-        <w:spacing w:line="300" w:lineRule="auto" w:after="120"/>
       </w:pPr>
       <w:r>
         <w:rPr>
           <w:rFonts w:ascii="Microsoft YaHei" w:hAnsi="Microsoft YaHei" w:eastAsia="Microsoft YaHei"/>
-          <w:sz w:val="22"/>
+          <w:sz w:val="21"/>
         </w:rPr>
         <w:t>Demo-first 架构保证比赛现场可复现。</w:t>
       </w:r>
@@ -1405,19 +1629,30 @@
     <w:p>
       <w:pPr>
         <w:pStyle w:val="ListNumber"/>
-        <w:spacing w:line="300" w:lineRule="auto" w:after="120"/>
       </w:pPr>
       <w:r>
         <w:rPr>
           <w:rFonts w:ascii="Microsoft YaHei" w:hAnsi="Microsoft YaHei" w:eastAsia="Microsoft YaHei"/>
-          <w:sz w:val="22"/>
+          <w:sz w:val="21"/>
         </w:rPr>
         <w:t>无障碍不是 UI 美化，而是全链路硬约束。</w:t>
       </w:r>
     </w:p>
+    <w:p>
+      <w:pPr>
+        <w:pStyle w:val="ListNumber"/>
+      </w:pPr>
+      <w:r>
+        <w:rPr>
+          <w:rFonts w:ascii="Microsoft YaHei" w:hAnsi="Microsoft YaHei" w:eastAsia="Microsoft YaHei"/>
+          <w:sz w:val="21"/>
+        </w:rPr>
+        <w:t>项目适合赛题三，因为它把 AI 引入具体社会服务场景，并形成工程化产品闭环。</w:t>
+      </w:r>
+    </w:p>
     <w:sectPr>
       <w:pgSz w:w="12240" w:h="15840"/>
-      <w:pgMar w:top="1247" w:right="1247" w:bottom="1247" w:left="1247" w:header="720" w:footer="720" w:gutter="0"/>
+      <w:pgMar w:top="1020" w:right="1077" w:bottom="1020" w:left="1077" w:header="720" w:footer="720" w:gutter="0"/>
       <w:cols w:space="720"/>
       <w:docGrid w:linePitch="360"/>
     </w:sectPr>
@@ -1788,12 +2023,9 @@
     <w:name w:val="Normal"/>
     <w:qFormat/>
     <w:rsid w:val="00FC693F"/>
-    <w:pPr>
-      <w:spacing w:line="300" w:lineRule="auto" w:after="120"/>
-    </w:pPr>
     <w:rPr>
       <w:rFonts w:ascii="Microsoft YaHei" w:hAnsi="Microsoft YaHei" w:eastAsia="Microsoft YaHei"/>
-      <w:sz w:val="22"/>
+      <w:sz w:val="21"/>
     </w:rPr>
   </w:style>
   <w:style w:type="paragraph" w:styleId="Header">
@@ -1858,8 +2090,8 @@
       <w:rFonts w:asciiTheme="majorHAnsi" w:eastAsiaTheme="majorEastAsia" w:hAnsiTheme="majorHAnsi" w:cstheme="majorBidi" w:ascii="Microsoft YaHei" w:hAnsi="Microsoft YaHei" w:eastAsia="Microsoft YaHei"/>
       <w:b/>
       <w:bCs/>
-      <w:color w:val="365F91" w:themeColor="accent1" w:themeShade="BF"/>
-      <w:sz w:val="28"/>
+      <w:color w:val="481F93"/>
+      <w:sz w:val="36"/>
       <w:szCs w:val="28"/>
     </w:rPr>
   </w:style>
@@ -1882,8 +2114,8 @@
       <w:rFonts w:asciiTheme="majorHAnsi" w:eastAsiaTheme="majorEastAsia" w:hAnsiTheme="majorHAnsi" w:cstheme="majorBidi" w:ascii="Microsoft YaHei" w:hAnsi="Microsoft YaHei" w:eastAsia="Microsoft YaHei"/>
       <w:b/>
       <w:bCs/>
-      <w:color w:val="4F81BD" w:themeColor="accent1"/>
-      <w:sz w:val="26"/>
+      <w:color w:val="481F93"/>
+      <w:sz w:val="30"/>
       <w:szCs w:val="26"/>
     </w:rPr>
   </w:style>
@@ -1906,7 +2138,8 @@
       <w:rFonts w:asciiTheme="majorHAnsi" w:eastAsiaTheme="majorEastAsia" w:hAnsiTheme="majorHAnsi" w:cstheme="majorBidi" w:ascii="Microsoft YaHei" w:hAnsi="Microsoft YaHei" w:eastAsia="Microsoft YaHei"/>
       <w:b/>
       <w:bCs/>
-      <w:color w:val="4F81BD" w:themeColor="accent1"/>
+      <w:color w:val="142224"/>
+      <w:sz w:val="25"/>
     </w:rPr>
   </w:style>
   <w:style w:type="paragraph" w:styleId="Heading4">
@@ -1926,7 +2159,7 @@
       <w:outlineLvl w:val="3"/>
     </w:pPr>
     <w:rPr>
-      <w:rFonts w:asciiTheme="majorHAnsi" w:eastAsiaTheme="majorEastAsia" w:hAnsiTheme="majorHAnsi" w:cstheme="majorBidi" w:ascii="Microsoft YaHei" w:hAnsi="Microsoft YaHei" w:eastAsia="Microsoft YaHei"/>
+      <w:rFonts w:asciiTheme="majorHAnsi" w:eastAsiaTheme="majorEastAsia" w:hAnsiTheme="majorHAnsi" w:cstheme="majorBidi"/>
       <w:b/>
       <w:bCs/>
       <w:i/>
